--- a/front page.docx
+++ b/front page.docx
@@ -633,6 +633,1503 @@
           <w:lang w:eastAsia="ru-RU"/>
         </w:rPr>
         <w:t xml:space="preserve"> г.</w:t>
+      </w:r>
+    </w:p>
+    <w:p>
+      <w:pPr>
+        <w:spacing w:line="240" w:lineRule="auto"/>
+        <w:ind w:right="-2" w:firstLine="0"/>
+        <w:rPr>
+          <w:rFonts w:eastAsia="Times New Roman"/>
+          <w:szCs w:val="28"/>
+          <w:lang w:eastAsia="ru-RU"/>
+        </w:rPr>
+      </w:pPr>
+    </w:p>
+    <w:p>
+      <w:pPr>
+        <w:spacing w:line="240" w:lineRule="auto"/>
+        <w:ind w:right="-2" w:firstLine="0"/>
+        <w:rPr>
+          <w:rFonts w:eastAsia="Times New Roman"/>
+          <w:szCs w:val="28"/>
+          <w:lang w:eastAsia="ru-RU"/>
+        </w:rPr>
+      </w:pPr>
+    </w:p>
+    <w:p>
+      <w:pPr>
+        <w:spacing w:line="240" w:lineRule="auto"/>
+        <w:ind w:right="-2" w:firstLine="0"/>
+        <w:rPr>
+          <w:rFonts w:eastAsia="Times New Roman"/>
+          <w:szCs w:val="28"/>
+          <w:lang w:eastAsia="ru-RU"/>
+        </w:rPr>
+      </w:pPr>
+      <w:r>
+        <w:rPr>
+          <w:rFonts w:eastAsia="Times New Roman"/>
+          <w:szCs w:val="28"/>
+          <w:lang w:eastAsia="ru-RU"/>
+        </w:rPr>
+        <w:lastRenderedPageBreak/>
+        <w:t xml:space="preserve">Модуль </w:t>
+      </w:r>
+      <w:r>
+        <w:rPr>
+          <w:rFonts w:eastAsia="Times New Roman"/>
+          <w:b/>
+          <w:bCs/>
+          <w:szCs w:val="28"/>
+          <w:lang w:eastAsia="ru-RU"/>
+        </w:rPr>
+        <w:t>keygen.py</w:t>
+      </w:r>
+      <w:r>
+        <w:rPr>
+          <w:rFonts w:eastAsia="Times New Roman"/>
+          <w:szCs w:val="28"/>
+          <w:lang w:eastAsia="ru-RU"/>
+        </w:rPr>
+        <w:t xml:space="preserve"> представляет собой </w:t>
+      </w:r>
+      <w:r>
+        <w:rPr>
+          <w:rFonts w:eastAsia="Times New Roman"/>
+          <w:szCs w:val="28"/>
+          <w:lang w:eastAsia="ru-RU"/>
+        </w:rPr>
+        <w:t>отдельную программу</w:t>
+      </w:r>
+      <w:r>
+        <w:rPr>
+          <w:rFonts w:eastAsia="Times New Roman"/>
+          <w:szCs w:val="28"/>
+          <w:lang w:eastAsia="ru-RU"/>
+        </w:rPr>
+        <w:t xml:space="preserve"> для разработчика, предназначенную для генерации ключей активации программы SchoolPlanner. </w:t>
+      </w:r>
+    </w:p>
+    <w:p>
+      <w:pPr>
+        <w:spacing w:line="240" w:lineRule="auto"/>
+        <w:ind w:right="-2" w:firstLine="0"/>
+        <w:rPr>
+          <w:rFonts w:eastAsia="Times New Roman"/>
+          <w:szCs w:val="28"/>
+          <w:lang w:eastAsia="ru-RU"/>
+        </w:rPr>
+      </w:pPr>
+      <w:r>
+        <w:rPr>
+          <w:rFonts w:eastAsia="Times New Roman"/>
+          <w:szCs w:val="28"/>
+          <w:lang w:eastAsia="ru-RU"/>
+        </w:rPr>
+        <w:t>Этот файл не входит в сборку и нужен исключительно для создания ключей определенного формата.</w:t>
+      </w:r>
+    </w:p>
+    <w:p>
+      <w:pPr>
+        <w:spacing w:line="240" w:lineRule="auto"/>
+        <w:ind w:right="-2" w:firstLine="0"/>
+        <w:rPr>
+          <w:rFonts w:eastAsia="Times New Roman"/>
+          <w:szCs w:val="28"/>
+          <w:lang w:eastAsia="ru-RU"/>
+        </w:rPr>
+      </w:pPr>
+      <w:r>
+        <w:rPr>
+          <w:rFonts w:eastAsia="Times New Roman"/>
+          <w:szCs w:val="28"/>
+          <w:lang w:eastAsia="ru-RU"/>
+        </w:rPr>
+        <w:t xml:space="preserve">В начале файла импортируется встроенный модуль </w:t>
+      </w:r>
+      <w:r>
+        <w:rPr>
+          <w:rFonts w:eastAsia="Times New Roman"/>
+          <w:b/>
+          <w:bCs/>
+          <w:szCs w:val="28"/>
+          <w:lang w:eastAsia="ru-RU"/>
+        </w:rPr>
+        <w:t>sys</w:t>
+      </w:r>
+      <w:r>
+        <w:rPr>
+          <w:rFonts w:eastAsia="Times New Roman"/>
+          <w:szCs w:val="28"/>
+          <w:lang w:eastAsia="ru-RU"/>
+        </w:rPr>
+        <w:t xml:space="preserve">, который используется для завершения работы программы при ошибках ввода. </w:t>
+      </w:r>
+    </w:p>
+    <w:p>
+      <w:pPr>
+        <w:spacing w:line="240" w:lineRule="auto"/>
+        <w:ind w:right="-2" w:firstLine="0"/>
+        <w:rPr>
+          <w:rFonts w:eastAsia="Times New Roman"/>
+          <w:szCs w:val="28"/>
+          <w:lang w:val="en-US" w:eastAsia="ru-RU"/>
+        </w:rPr>
+      </w:pPr>
+      <w:r>
+        <w:rPr>
+          <w:rFonts w:eastAsia="Times New Roman"/>
+          <w:szCs w:val="28"/>
+          <w:lang w:eastAsia="ru-RU"/>
+        </w:rPr>
+        <w:t xml:space="preserve">Также импортируется функция </w:t>
+      </w:r>
+      <w:r>
+        <w:rPr>
+          <w:rFonts w:eastAsia="Times New Roman"/>
+          <w:b/>
+          <w:bCs/>
+          <w:szCs w:val="28"/>
+          <w:lang w:eastAsia="ru-RU"/>
+        </w:rPr>
+        <w:t>_generate_key_from_number</w:t>
+      </w:r>
+      <w:r>
+        <w:rPr>
+          <w:rFonts w:eastAsia="Times New Roman"/>
+          <w:szCs w:val="28"/>
+          <w:lang w:eastAsia="ru-RU"/>
+        </w:rPr>
+        <w:t xml:space="preserve">. </w:t>
+      </w:r>
+    </w:p>
+    <w:p>
+      <w:pPr>
+        <w:spacing w:line="240" w:lineRule="auto"/>
+        <w:ind w:right="-2" w:firstLine="0"/>
+        <w:rPr>
+          <w:rFonts w:eastAsia="Times New Roman"/>
+          <w:b/>
+          <w:bCs/>
+          <w:i/>
+          <w:iCs/>
+          <w:szCs w:val="28"/>
+          <w:lang w:val="en-US" w:eastAsia="ru-RU"/>
+        </w:rPr>
+      </w:pPr>
+      <w:r>
+        <w:rPr>
+          <w:rFonts w:eastAsia="Times New Roman"/>
+          <w:b/>
+          <w:bCs/>
+          <w:i/>
+          <w:iCs/>
+          <w:szCs w:val="28"/>
+          <w:lang w:val="en-US" w:eastAsia="ru-RU"/>
+        </w:rPr>
+        <w:t>from license import _generate_key_from_number</w:t>
+      </w:r>
+    </w:p>
+    <w:p>
+      <w:pPr>
+        <w:spacing w:line="240" w:lineRule="auto"/>
+        <w:ind w:right="-2" w:firstLine="0"/>
+        <w:rPr>
+          <w:rFonts w:eastAsia="Times New Roman"/>
+          <w:szCs w:val="28"/>
+          <w:lang w:val="en-US" w:eastAsia="ru-RU"/>
+        </w:rPr>
+      </w:pPr>
+    </w:p>
+    <w:p>
+      <w:pPr>
+        <w:spacing w:line="240" w:lineRule="auto"/>
+        <w:ind w:right="-2" w:firstLine="0"/>
+        <w:rPr>
+          <w:rFonts w:eastAsia="Times New Roman"/>
+          <w:szCs w:val="28"/>
+          <w:lang w:eastAsia="ru-RU"/>
+        </w:rPr>
+      </w:pPr>
+      <w:r>
+        <w:rPr>
+          <w:rFonts w:eastAsia="Times New Roman"/>
+          <w:szCs w:val="28"/>
+          <w:lang w:eastAsia="ru-RU"/>
+        </w:rPr>
+        <w:t>Сама</w:t>
+      </w:r>
+      <w:r>
+        <w:rPr>
+          <w:rFonts w:eastAsia="Times New Roman"/>
+          <w:szCs w:val="28"/>
+          <w:lang w:eastAsia="ru-RU"/>
+        </w:rPr>
+        <w:t xml:space="preserve"> </w:t>
+      </w:r>
+      <w:r>
+        <w:rPr>
+          <w:rFonts w:eastAsia="Times New Roman"/>
+          <w:szCs w:val="28"/>
+          <w:lang w:eastAsia="ru-RU"/>
+        </w:rPr>
+        <w:t xml:space="preserve">формула генерации ключа, физически находится в другом файле проекта — </w:t>
+      </w:r>
+      <w:r>
+        <w:rPr>
+          <w:rFonts w:eastAsia="Times New Roman"/>
+          <w:b/>
+          <w:bCs/>
+          <w:szCs w:val="28"/>
+          <w:lang w:eastAsia="ru-RU"/>
+        </w:rPr>
+        <w:t>license.py</w:t>
+      </w:r>
+      <w:r>
+        <w:rPr>
+          <w:rFonts w:eastAsia="Times New Roman"/>
+          <w:szCs w:val="28"/>
+          <w:lang w:eastAsia="ru-RU"/>
+        </w:rPr>
+        <w:t xml:space="preserve">. </w:t>
+      </w:r>
+    </w:p>
+    <w:p>
+      <w:pPr>
+        <w:spacing w:line="240" w:lineRule="auto"/>
+        <w:ind w:right="-2" w:firstLine="0"/>
+        <w:rPr>
+          <w:rFonts w:eastAsia="Times New Roman"/>
+          <w:szCs w:val="28"/>
+          <w:lang w:eastAsia="ru-RU"/>
+        </w:rPr>
+      </w:pPr>
+      <w:r>
+        <w:rPr>
+          <w:rFonts w:eastAsia="Times New Roman"/>
+          <w:szCs w:val="28"/>
+          <w:lang w:eastAsia="ru-RU"/>
+        </w:rPr>
+        <w:t xml:space="preserve">Модуль </w:t>
+      </w:r>
+      <w:r>
+        <w:rPr>
+          <w:rFonts w:eastAsia="Times New Roman"/>
+          <w:b/>
+          <w:bCs/>
+          <w:szCs w:val="28"/>
+          <w:lang w:eastAsia="ru-RU"/>
+        </w:rPr>
+        <w:t>keygen.py</w:t>
+      </w:r>
+      <w:r>
+        <w:rPr>
+          <w:rFonts w:eastAsia="Times New Roman"/>
+          <w:szCs w:val="28"/>
+          <w:lang w:eastAsia="ru-RU"/>
+        </w:rPr>
+        <w:t xml:space="preserve"> лишь импортирует эту функцию, чтобы использовать её для создания ключей.</w:t>
+      </w:r>
+    </w:p>
+    <w:p>
+      <w:pPr>
+        <w:spacing w:line="240" w:lineRule="auto"/>
+        <w:ind w:right="-2" w:firstLine="0"/>
+        <w:rPr>
+          <w:rFonts w:eastAsia="Times New Roman"/>
+          <w:b/>
+          <w:bCs/>
+          <w:szCs w:val="28"/>
+          <w:lang w:val="en-US" w:eastAsia="ru-RU"/>
+        </w:rPr>
+      </w:pPr>
+      <w:r>
+        <w:rPr>
+          <w:rFonts w:eastAsia="Times New Roman"/>
+          <w:szCs w:val="28"/>
+          <w:lang w:eastAsia="ru-RU"/>
+        </w:rPr>
+        <w:t>Функция</w:t>
+      </w:r>
+      <w:r>
+        <w:rPr>
+          <w:rFonts w:eastAsia="Times New Roman"/>
+          <w:szCs w:val="28"/>
+          <w:lang w:val="en-US" w:eastAsia="ru-RU"/>
+        </w:rPr>
+        <w:t xml:space="preserve"> </w:t>
+      </w:r>
+      <w:r>
+        <w:rPr>
+          <w:rFonts w:eastAsia="Times New Roman"/>
+          <w:b/>
+          <w:bCs/>
+          <w:szCs w:val="28"/>
+          <w:lang w:val="en-US" w:eastAsia="ru-RU"/>
+        </w:rPr>
+        <w:t>def generate_keys(count, start_from=1)</w:t>
+      </w:r>
+    </w:p>
+    <w:p>
+      <w:pPr>
+        <w:spacing w:line="240" w:lineRule="auto"/>
+        <w:ind w:right="-2" w:firstLine="0"/>
+        <w:rPr>
+          <w:rFonts w:eastAsia="Times New Roman"/>
+          <w:szCs w:val="28"/>
+          <w:lang w:val="en-US" w:eastAsia="ru-RU"/>
+        </w:rPr>
+      </w:pPr>
+      <w:r>
+        <w:rPr>
+          <w:rFonts w:eastAsia="Times New Roman"/>
+          <w:szCs w:val="28"/>
+          <w:lang w:eastAsia="ru-RU"/>
+        </w:rPr>
+        <w:t xml:space="preserve">отвечает за непосредственное создание списка ключей. Она принимает количество ключей и стартовый номер. </w:t>
+      </w:r>
+    </w:p>
+    <w:p>
+      <w:pPr>
+        <w:spacing w:line="240" w:lineRule="auto"/>
+        <w:ind w:right="-2" w:firstLine="0"/>
+        <w:rPr>
+          <w:rFonts w:eastAsia="Times New Roman"/>
+          <w:szCs w:val="28"/>
+          <w:lang w:eastAsia="ru-RU"/>
+        </w:rPr>
+      </w:pPr>
+      <w:r>
+        <w:rPr>
+          <w:rFonts w:eastAsia="Times New Roman"/>
+          <w:szCs w:val="28"/>
+          <w:lang w:eastAsia="ru-RU"/>
+        </w:rPr>
+        <w:t xml:space="preserve">Параметр </w:t>
+      </w:r>
+      <w:r>
+        <w:rPr>
+          <w:rFonts w:eastAsia="Times New Roman"/>
+          <w:b/>
+          <w:bCs/>
+          <w:szCs w:val="28"/>
+          <w:lang w:eastAsia="ru-RU"/>
+        </w:rPr>
+        <w:t>start_from</w:t>
+      </w:r>
+      <w:r>
+        <w:rPr>
+          <w:rFonts w:eastAsia="Times New Roman"/>
+          <w:szCs w:val="28"/>
+          <w:lang w:eastAsia="ru-RU"/>
+        </w:rPr>
+        <w:t xml:space="preserve"> нужен для того, чтобы при повторном запуске утилиты ключи не повторялись, а шли по порядку. </w:t>
+      </w:r>
+    </w:p>
+    <w:p>
+      <w:pPr>
+        <w:spacing w:line="240" w:lineRule="auto"/>
+        <w:ind w:right="-2" w:firstLine="0"/>
+        <w:rPr>
+          <w:rFonts w:eastAsia="Times New Roman"/>
+          <w:b/>
+          <w:bCs/>
+          <w:szCs w:val="28"/>
+          <w:lang w:eastAsia="ru-RU"/>
+        </w:rPr>
+      </w:pPr>
+      <w:r>
+        <w:rPr>
+          <w:rFonts w:eastAsia="Times New Roman"/>
+          <w:szCs w:val="28"/>
+          <w:lang w:eastAsia="ru-RU"/>
+        </w:rPr>
+        <w:t>Внутри функции создается пустой список</w:t>
+      </w:r>
+      <w:r>
+        <w:rPr>
+          <w:rFonts w:eastAsia="Times New Roman"/>
+          <w:szCs w:val="28"/>
+          <w:lang w:eastAsia="ru-RU"/>
+        </w:rPr>
+        <w:t xml:space="preserve"> </w:t>
+      </w:r>
+      <w:r>
+        <w:rPr>
+          <w:rFonts w:eastAsia="Times New Roman"/>
+          <w:b/>
+          <w:bCs/>
+          <w:szCs w:val="28"/>
+          <w:lang w:eastAsia="ru-RU"/>
+        </w:rPr>
+        <w:t>keys = []</w:t>
+      </w:r>
+    </w:p>
+    <w:p>
+      <w:pPr>
+        <w:spacing w:line="240" w:lineRule="auto"/>
+        <w:ind w:right="-2" w:firstLine="0"/>
+        <w:rPr>
+          <w:rFonts w:eastAsia="Times New Roman"/>
+          <w:szCs w:val="28"/>
+          <w:lang w:val="en-US" w:eastAsia="ru-RU"/>
+        </w:rPr>
+      </w:pPr>
+      <w:r>
+        <w:rPr>
+          <w:rFonts w:eastAsia="Times New Roman"/>
+          <w:szCs w:val="28"/>
+          <w:lang w:eastAsia="ru-RU"/>
+        </w:rPr>
+        <w:t>после</w:t>
+      </w:r>
+      <w:r>
+        <w:rPr>
+          <w:rFonts w:eastAsia="Times New Roman"/>
+          <w:szCs w:val="28"/>
+          <w:lang w:val="en-US" w:eastAsia="ru-RU"/>
+        </w:rPr>
+        <w:t xml:space="preserve"> </w:t>
+      </w:r>
+      <w:r>
+        <w:rPr>
+          <w:rFonts w:eastAsia="Times New Roman"/>
+          <w:szCs w:val="28"/>
+          <w:lang w:eastAsia="ru-RU"/>
+        </w:rPr>
+        <w:t>чего</w:t>
+      </w:r>
+      <w:r>
+        <w:rPr>
+          <w:rFonts w:eastAsia="Times New Roman"/>
+          <w:szCs w:val="28"/>
+          <w:lang w:val="en-US" w:eastAsia="ru-RU"/>
+        </w:rPr>
+        <w:t xml:space="preserve"> </w:t>
+      </w:r>
+      <w:r>
+        <w:rPr>
+          <w:rFonts w:eastAsia="Times New Roman"/>
+          <w:szCs w:val="28"/>
+          <w:lang w:eastAsia="ru-RU"/>
+        </w:rPr>
+        <w:t>запускается</w:t>
+      </w:r>
+      <w:r>
+        <w:rPr>
+          <w:rFonts w:eastAsia="Times New Roman"/>
+          <w:szCs w:val="28"/>
+          <w:lang w:val="en-US" w:eastAsia="ru-RU"/>
+        </w:rPr>
+        <w:t xml:space="preserve"> </w:t>
+      </w:r>
+      <w:r>
+        <w:rPr>
+          <w:rFonts w:eastAsia="Times New Roman"/>
+          <w:szCs w:val="28"/>
+          <w:lang w:eastAsia="ru-RU"/>
+        </w:rPr>
+        <w:t>цикл</w:t>
+      </w:r>
+      <w:r>
+        <w:rPr>
+          <w:rFonts w:eastAsia="Times New Roman"/>
+          <w:szCs w:val="28"/>
+          <w:lang w:val="en-US" w:eastAsia="ru-RU"/>
+        </w:rPr>
+        <w:t xml:space="preserve"> </w:t>
+      </w:r>
+      <w:r>
+        <w:rPr>
+          <w:rFonts w:eastAsia="Times New Roman"/>
+          <w:b/>
+          <w:bCs/>
+          <w:szCs w:val="28"/>
+          <w:lang w:val="en-US" w:eastAsia="ru-RU"/>
+        </w:rPr>
+        <w:t>for n in range(start_from, start_from + count):</w:t>
+      </w:r>
+      <w:r>
+        <w:rPr>
+          <w:rFonts w:eastAsia="Times New Roman"/>
+          <w:szCs w:val="28"/>
+          <w:lang w:val="en-US" w:eastAsia="ru-RU"/>
+        </w:rPr>
+        <w:t>.</w:t>
+      </w:r>
+    </w:p>
+    <w:p>
+      <w:pPr>
+        <w:spacing w:line="240" w:lineRule="auto"/>
+        <w:ind w:right="-2" w:firstLine="0"/>
+        <w:rPr>
+          <w:rFonts w:eastAsia="Times New Roman"/>
+          <w:szCs w:val="28"/>
+          <w:lang w:eastAsia="ru-RU"/>
+        </w:rPr>
+      </w:pPr>
+      <w:r>
+        <w:rPr>
+          <w:rFonts w:eastAsia="Times New Roman"/>
+          <w:szCs w:val="28"/>
+          <w:lang w:eastAsia="ru-RU"/>
+        </w:rPr>
+        <w:t>Этот цикл работает следующим образом</w:t>
+      </w:r>
+      <w:r>
+        <w:rPr>
+          <w:rFonts w:eastAsia="Times New Roman"/>
+          <w:szCs w:val="28"/>
+          <w:lang w:eastAsia="ru-RU"/>
+        </w:rPr>
+        <w:t>:</w:t>
+      </w:r>
+    </w:p>
+    <w:p>
+      <w:pPr>
+        <w:spacing w:line="240" w:lineRule="auto"/>
+        <w:ind w:right="-2" w:firstLine="0"/>
+        <w:rPr>
+          <w:rFonts w:eastAsia="Times New Roman"/>
+          <w:szCs w:val="28"/>
+          <w:lang w:eastAsia="ru-RU"/>
+        </w:rPr>
+      </w:pPr>
+      <w:r>
+        <w:rPr>
+          <w:rFonts w:eastAsia="Times New Roman"/>
+          <w:szCs w:val="28"/>
+          <w:lang w:eastAsia="ru-RU"/>
+        </w:rPr>
+        <w:t>ф</w:t>
+      </w:r>
+      <w:r>
+        <w:rPr>
+          <w:rFonts w:eastAsia="Times New Roman"/>
+          <w:szCs w:val="28"/>
+          <w:lang w:eastAsia="ru-RU"/>
+        </w:rPr>
+        <w:t xml:space="preserve">ункция </w:t>
+      </w:r>
+      <w:r>
+        <w:rPr>
+          <w:rFonts w:eastAsia="Times New Roman"/>
+          <w:b/>
+          <w:bCs/>
+          <w:szCs w:val="28"/>
+          <w:lang w:eastAsia="ru-RU"/>
+        </w:rPr>
+        <w:t>range</w:t>
+      </w:r>
+      <w:r>
+        <w:rPr>
+          <w:rFonts w:eastAsia="Times New Roman"/>
+          <w:szCs w:val="28"/>
+          <w:lang w:eastAsia="ru-RU"/>
+        </w:rPr>
+        <w:t xml:space="preserve"> генерирует последовательность чисел от </w:t>
+      </w:r>
+      <w:r>
+        <w:rPr>
+          <w:rFonts w:eastAsia="Times New Roman"/>
+          <w:b/>
+          <w:bCs/>
+          <w:szCs w:val="28"/>
+          <w:lang w:eastAsia="ru-RU"/>
+        </w:rPr>
+        <w:t>start_from</w:t>
+      </w:r>
+      <w:r>
+        <w:rPr>
+          <w:rFonts w:eastAsia="Times New Roman"/>
+          <w:szCs w:val="28"/>
+          <w:lang w:eastAsia="ru-RU"/>
+        </w:rPr>
+        <w:t xml:space="preserve"> до </w:t>
+      </w:r>
+      <w:r>
+        <w:rPr>
+          <w:rFonts w:eastAsia="Times New Roman"/>
+          <w:b/>
+          <w:bCs/>
+          <w:szCs w:val="28"/>
+          <w:lang w:eastAsia="ru-RU"/>
+        </w:rPr>
+        <w:t>start_from + count</w:t>
+      </w:r>
+      <w:r>
+        <w:rPr>
+          <w:rFonts w:eastAsia="Times New Roman"/>
+          <w:szCs w:val="28"/>
+          <w:lang w:eastAsia="ru-RU"/>
+        </w:rPr>
+        <w:t xml:space="preserve"> (не включая последнее число). Например, если нужно сгенерировать 10 ключей начиная с 1 (то есть </w:t>
+      </w:r>
+      <w:r>
+        <w:rPr>
+          <w:rFonts w:eastAsia="Times New Roman"/>
+          <w:b/>
+          <w:bCs/>
+          <w:szCs w:val="28"/>
+          <w:lang w:eastAsia="ru-RU"/>
+        </w:rPr>
+        <w:t>start_from = 1</w:t>
+      </w:r>
+      <w:r>
+        <w:rPr>
+          <w:rFonts w:eastAsia="Times New Roman"/>
+          <w:szCs w:val="28"/>
+          <w:lang w:eastAsia="ru-RU"/>
+        </w:rPr>
+        <w:t xml:space="preserve"> и </w:t>
+      </w:r>
+      <w:r>
+        <w:rPr>
+          <w:rFonts w:eastAsia="Times New Roman"/>
+          <w:b/>
+          <w:bCs/>
+          <w:szCs w:val="28"/>
+          <w:lang w:eastAsia="ru-RU"/>
+        </w:rPr>
+        <w:t>count = 10</w:t>
+      </w:r>
+      <w:r>
+        <w:rPr>
+          <w:rFonts w:eastAsia="Times New Roman"/>
+          <w:szCs w:val="28"/>
+          <w:lang w:eastAsia="ru-RU"/>
+        </w:rPr>
+        <w:t xml:space="preserve">), то выражение примет вид </w:t>
+      </w:r>
+      <w:r>
+        <w:rPr>
+          <w:rFonts w:eastAsia="Times New Roman"/>
+          <w:b/>
+          <w:bCs/>
+          <w:szCs w:val="28"/>
+          <w:lang w:eastAsia="ru-RU"/>
+        </w:rPr>
+        <w:t>range(1, 11)</w:t>
+      </w:r>
+      <w:r>
+        <w:rPr>
+          <w:rFonts w:eastAsia="Times New Roman"/>
+          <w:szCs w:val="28"/>
+          <w:lang w:eastAsia="ru-RU"/>
+        </w:rPr>
+        <w:t xml:space="preserve">. Цикл </w:t>
+      </w:r>
+      <w:r>
+        <w:rPr>
+          <w:rFonts w:eastAsia="Times New Roman"/>
+          <w:b/>
+          <w:bCs/>
+          <w:szCs w:val="28"/>
+          <w:lang w:eastAsia="ru-RU"/>
+        </w:rPr>
+        <w:t>for</w:t>
+      </w:r>
+      <w:r>
+        <w:rPr>
+          <w:rFonts w:eastAsia="Times New Roman"/>
+          <w:szCs w:val="28"/>
+          <w:lang w:eastAsia="ru-RU"/>
+        </w:rPr>
+        <w:t xml:space="preserve"> поочередно берет каждое число из этой последовательности (1, 2, 3... 10) и временно записывает его в переменную </w:t>
+      </w:r>
+      <w:r>
+        <w:rPr>
+          <w:rFonts w:eastAsia="Times New Roman"/>
+          <w:b/>
+          <w:bCs/>
+          <w:szCs w:val="28"/>
+          <w:lang w:eastAsia="ru-RU"/>
+        </w:rPr>
+        <w:t>n</w:t>
+      </w:r>
+      <w:r>
+        <w:rPr>
+          <w:rFonts w:eastAsia="Times New Roman"/>
+          <w:szCs w:val="28"/>
+          <w:lang w:eastAsia="ru-RU"/>
+        </w:rPr>
+        <w:t>.</w:t>
+      </w:r>
+    </w:p>
+    <w:p>
+      <w:pPr>
+        <w:spacing w:line="240" w:lineRule="auto"/>
+        <w:ind w:right="-2" w:firstLine="0"/>
+        <w:rPr>
+          <w:rFonts w:eastAsia="Times New Roman"/>
+          <w:szCs w:val="28"/>
+          <w:lang w:eastAsia="ru-RU"/>
+        </w:rPr>
+      </w:pPr>
+      <w:r>
+        <w:rPr>
+          <w:rFonts w:eastAsia="Times New Roman"/>
+          <w:szCs w:val="28"/>
+          <w:lang w:eastAsia="ru-RU"/>
+        </w:rPr>
+        <w:t xml:space="preserve">На каждой итерации цикла вызывается функция </w:t>
+      </w:r>
+      <w:r>
+        <w:rPr>
+          <w:rFonts w:eastAsia="Times New Roman"/>
+          <w:b/>
+          <w:bCs/>
+          <w:szCs w:val="28"/>
+          <w:lang w:eastAsia="ru-RU"/>
+        </w:rPr>
+        <w:t>_generate_key_from_number</w:t>
+      </w:r>
+      <w:r>
+        <w:rPr>
+          <w:rFonts w:eastAsia="Times New Roman"/>
+          <w:szCs w:val="28"/>
+          <w:lang w:eastAsia="ru-RU"/>
+        </w:rPr>
+        <w:t xml:space="preserve"> из файла </w:t>
+      </w:r>
+      <w:r>
+        <w:rPr>
+          <w:rFonts w:eastAsia="Times New Roman"/>
+          <w:b/>
+          <w:bCs/>
+          <w:szCs w:val="28"/>
+          <w:lang w:eastAsia="ru-RU"/>
+        </w:rPr>
+        <w:t>license.py</w:t>
+      </w:r>
+      <w:r>
+        <w:rPr>
+          <w:rFonts w:eastAsia="Times New Roman"/>
+          <w:szCs w:val="28"/>
+          <w:lang w:eastAsia="ru-RU"/>
+        </w:rPr>
+        <w:t xml:space="preserve">, куда передается текущее значение </w:t>
+      </w:r>
+      <w:r>
+        <w:rPr>
+          <w:rFonts w:eastAsia="Times New Roman"/>
+          <w:b/>
+          <w:bCs/>
+          <w:szCs w:val="28"/>
+          <w:lang w:eastAsia="ru-RU"/>
+        </w:rPr>
+        <w:t>n</w:t>
+      </w:r>
+      <w:r>
+        <w:rPr>
+          <w:rFonts w:eastAsia="Times New Roman"/>
+          <w:szCs w:val="28"/>
+          <w:lang w:eastAsia="ru-RU"/>
+        </w:rPr>
+        <w:t>.</w:t>
+      </w:r>
+      <w:r>
+        <w:rPr>
+          <w:rFonts w:eastAsia="Times New Roman"/>
+          <w:szCs w:val="28"/>
+          <w:lang w:eastAsia="ru-RU"/>
+        </w:rPr>
+        <w:t xml:space="preserve"> Там формируется уникальный ключ, собранный из 12-ти значной части хэша </w:t>
+      </w:r>
+      <w:r>
+        <w:rPr>
+          <w:rFonts w:eastAsia="Times New Roman"/>
+          <w:szCs w:val="28"/>
+          <w:lang w:eastAsia="ru-RU"/>
+        </w:rPr>
+        <w:t>строк</w:t>
+      </w:r>
+      <w:r>
+        <w:rPr>
+          <w:rFonts w:eastAsia="Times New Roman"/>
+          <w:szCs w:val="28"/>
+          <w:lang w:eastAsia="ru-RU"/>
+        </w:rPr>
+        <w:t>и</w:t>
+      </w:r>
+      <w:r>
+        <w:rPr>
+          <w:rFonts w:eastAsia="Times New Roman"/>
+          <w:szCs w:val="28"/>
+          <w:lang w:eastAsia="ru-RU"/>
+        </w:rPr>
+        <w:t>: секретный ключ + дефис + число</w:t>
+      </w:r>
+      <w:r>
+        <w:rPr>
+          <w:rFonts w:eastAsia="Times New Roman"/>
+          <w:szCs w:val="28"/>
+          <w:lang w:eastAsia="ru-RU"/>
+        </w:rPr>
+        <w:t xml:space="preserve">: </w:t>
+      </w:r>
+    </w:p>
+    <w:p>
+      <w:pPr>
+        <w:spacing w:line="240" w:lineRule="auto"/>
+        <w:ind w:right="-2" w:firstLine="0"/>
+        <w:rPr>
+          <w:rFonts w:eastAsia="Times New Roman"/>
+          <w:b/>
+          <w:bCs/>
+          <w:szCs w:val="28"/>
+          <w:lang w:val="en-US" w:eastAsia="ru-RU"/>
+        </w:rPr>
+      </w:pPr>
+      <w:r>
+        <w:rPr>
+          <w:rFonts w:eastAsia="Times New Roman"/>
+          <w:b/>
+          <w:bCs/>
+          <w:szCs w:val="28"/>
+          <w:lang w:val="en-US" w:eastAsia="ru-RU"/>
+        </w:rPr>
+        <w:t>raw = f"{SECRET_SALT}-{n}"</w:t>
+      </w:r>
+    </w:p>
+    <w:p>
+      <w:pPr>
+        <w:spacing w:line="240" w:lineRule="auto"/>
+        <w:ind w:right="-2" w:firstLine="0"/>
+        <w:rPr>
+          <w:rFonts w:eastAsia="Times New Roman"/>
+          <w:b/>
+          <w:bCs/>
+          <w:szCs w:val="28"/>
+          <w:lang w:val="en-US" w:eastAsia="ru-RU"/>
+        </w:rPr>
+      </w:pPr>
+      <w:r>
+        <w:rPr>
+          <w:rFonts w:eastAsia="Times New Roman"/>
+          <w:b/>
+          <w:bCs/>
+          <w:szCs w:val="28"/>
+          <w:lang w:val="en-US" w:eastAsia="ru-RU"/>
+        </w:rPr>
+        <w:t>h = hashlib.md5(raw.encode()).hexdigest().upper()</w:t>
+      </w:r>
+    </w:p>
+    <w:p>
+      <w:pPr>
+        <w:spacing w:line="240" w:lineRule="auto"/>
+        <w:ind w:right="-2" w:firstLine="0"/>
+        <w:rPr>
+          <w:rFonts w:eastAsia="Times New Roman"/>
+          <w:b/>
+          <w:bCs/>
+          <w:szCs w:val="28"/>
+          <w:lang w:val="en-US" w:eastAsia="ru-RU"/>
+        </w:rPr>
+      </w:pPr>
+      <w:r>
+        <w:rPr>
+          <w:rFonts w:eastAsia="Times New Roman"/>
+          <w:b/>
+          <w:bCs/>
+          <w:szCs w:val="28"/>
+          <w:lang w:val="en-US" w:eastAsia="ru-RU"/>
+        </w:rPr>
+        <w:t>part1 = h[0:4]</w:t>
+      </w:r>
+    </w:p>
+    <w:p>
+      <w:pPr>
+        <w:spacing w:line="240" w:lineRule="auto"/>
+        <w:ind w:right="-2" w:firstLine="0"/>
+        <w:rPr>
+          <w:rFonts w:eastAsia="Times New Roman"/>
+          <w:b/>
+          <w:bCs/>
+          <w:szCs w:val="28"/>
+          <w:lang w:eastAsia="ru-RU"/>
+        </w:rPr>
+      </w:pPr>
+      <w:r>
+        <w:rPr>
+          <w:rFonts w:eastAsia="Times New Roman"/>
+          <w:b/>
+          <w:bCs/>
+          <w:szCs w:val="28"/>
+          <w:lang w:val="en-US" w:eastAsia="ru-RU"/>
+        </w:rPr>
+        <w:t>part</w:t>
+      </w:r>
+      <w:r>
+        <w:rPr>
+          <w:rFonts w:eastAsia="Times New Roman"/>
+          <w:b/>
+          <w:bCs/>
+          <w:szCs w:val="28"/>
+          <w:lang w:eastAsia="ru-RU"/>
+        </w:rPr>
+        <w:t xml:space="preserve">2 = </w:t>
+      </w:r>
+      <w:r>
+        <w:rPr>
+          <w:rFonts w:eastAsia="Times New Roman"/>
+          <w:b/>
+          <w:bCs/>
+          <w:szCs w:val="28"/>
+          <w:lang w:val="en-US" w:eastAsia="ru-RU"/>
+        </w:rPr>
+        <w:t>h</w:t>
+      </w:r>
+      <w:r>
+        <w:rPr>
+          <w:rFonts w:eastAsia="Times New Roman"/>
+          <w:b/>
+          <w:bCs/>
+          <w:szCs w:val="28"/>
+          <w:lang w:eastAsia="ru-RU"/>
+        </w:rPr>
+        <w:t>[4:8]</w:t>
+      </w:r>
+    </w:p>
+    <w:p>
+      <w:pPr>
+        <w:spacing w:line="240" w:lineRule="auto"/>
+        <w:ind w:right="-2" w:firstLine="0"/>
+        <w:rPr>
+          <w:rFonts w:eastAsia="Times New Roman"/>
+          <w:b/>
+          <w:bCs/>
+          <w:szCs w:val="28"/>
+          <w:lang w:eastAsia="ru-RU"/>
+        </w:rPr>
+      </w:pPr>
+      <w:r>
+        <w:rPr>
+          <w:rFonts w:eastAsia="Times New Roman"/>
+          <w:b/>
+          <w:bCs/>
+          <w:szCs w:val="28"/>
+          <w:lang w:val="en-US" w:eastAsia="ru-RU"/>
+        </w:rPr>
+        <w:t>part</w:t>
+      </w:r>
+      <w:r>
+        <w:rPr>
+          <w:rFonts w:eastAsia="Times New Roman"/>
+          <w:b/>
+          <w:bCs/>
+          <w:szCs w:val="28"/>
+          <w:lang w:eastAsia="ru-RU"/>
+        </w:rPr>
+        <w:t xml:space="preserve">3 = </w:t>
+      </w:r>
+      <w:r>
+        <w:rPr>
+          <w:rFonts w:eastAsia="Times New Roman"/>
+          <w:b/>
+          <w:bCs/>
+          <w:szCs w:val="28"/>
+          <w:lang w:val="en-US" w:eastAsia="ru-RU"/>
+        </w:rPr>
+        <w:t>h</w:t>
+      </w:r>
+      <w:r>
+        <w:rPr>
+          <w:rFonts w:eastAsia="Times New Roman"/>
+          <w:b/>
+          <w:bCs/>
+          <w:szCs w:val="28"/>
+          <w:lang w:eastAsia="ru-RU"/>
+        </w:rPr>
+        <w:t>[8:12]</w:t>
+      </w:r>
+    </w:p>
+    <w:p>
+      <w:pPr>
+        <w:spacing w:line="240" w:lineRule="auto"/>
+        <w:ind w:right="-2" w:firstLine="0"/>
+        <w:rPr>
+          <w:rFonts w:eastAsia="Times New Roman"/>
+          <w:b/>
+          <w:bCs/>
+          <w:szCs w:val="28"/>
+          <w:lang w:eastAsia="ru-RU"/>
+        </w:rPr>
+      </w:pPr>
+      <w:r>
+        <w:rPr>
+          <w:rFonts w:eastAsia="Times New Roman"/>
+          <w:szCs w:val="28"/>
+          <w:lang w:eastAsia="ru-RU"/>
+        </w:rPr>
+        <w:t xml:space="preserve">и возвращается </w:t>
+      </w:r>
+      <w:r>
+        <w:rPr>
+          <w:rFonts w:eastAsia="Times New Roman"/>
+          <w:szCs w:val="28"/>
+          <w:lang w:eastAsia="ru-RU"/>
+        </w:rPr>
+        <w:t>готовый ключ</w:t>
+      </w:r>
+      <w:r>
+        <w:rPr>
+          <w:rFonts w:eastAsia="Times New Roman"/>
+          <w:szCs w:val="28"/>
+          <w:lang w:eastAsia="ru-RU"/>
+        </w:rPr>
+        <w:t>.</w:t>
+      </w:r>
+    </w:p>
+    <w:p>
+      <w:pPr>
+        <w:spacing w:line="240" w:lineRule="auto"/>
+        <w:ind w:right="-2" w:firstLine="0"/>
+        <w:rPr>
+          <w:rFonts w:eastAsia="Times New Roman"/>
+          <w:szCs w:val="28"/>
+          <w:lang w:eastAsia="ru-RU"/>
+        </w:rPr>
+      </w:pPr>
+      <w:r>
+        <w:rPr>
+          <w:rFonts w:eastAsia="Times New Roman"/>
+          <w:szCs w:val="28"/>
+          <w:lang w:eastAsia="ru-RU"/>
+        </w:rPr>
+        <w:t>После этого номер ключа и сам ключ сохраняются в список в виде пары (кортежа). Благодаря такой конструкции, каждый сгенерированный ключ уникален и жестко привязан к своему порядковому номеру.</w:t>
+      </w:r>
+    </w:p>
+    <w:p>
+      <w:pPr>
+        <w:spacing w:line="240" w:lineRule="auto"/>
+        <w:ind w:right="-2" w:firstLine="0"/>
+        <w:rPr>
+          <w:rFonts w:eastAsia="Times New Roman"/>
+          <w:szCs w:val="28"/>
+          <w:lang w:eastAsia="ru-RU"/>
+        </w:rPr>
+      </w:pPr>
+    </w:p>
+    <w:p>
+      <w:pPr>
+        <w:spacing w:line="240" w:lineRule="auto"/>
+        <w:ind w:right="-2" w:firstLine="0"/>
+        <w:rPr>
+          <w:rFonts w:eastAsia="Times New Roman"/>
+          <w:szCs w:val="28"/>
+          <w:lang w:eastAsia="ru-RU"/>
+        </w:rPr>
+      </w:pPr>
+      <w:r>
+        <w:rPr>
+          <w:rFonts w:eastAsia="Times New Roman"/>
+          <w:szCs w:val="28"/>
+          <w:lang w:eastAsia="ru-RU"/>
+        </w:rPr>
+        <w:t xml:space="preserve">Главная функция </w:t>
+      </w:r>
+      <w:r>
+        <w:rPr>
+          <w:rFonts w:eastAsia="Times New Roman"/>
+          <w:b/>
+          <w:bCs/>
+          <w:szCs w:val="28"/>
+          <w:lang w:eastAsia="ru-RU"/>
+        </w:rPr>
+        <w:t>main</w:t>
+      </w:r>
+      <w:r>
+        <w:rPr>
+          <w:rFonts w:eastAsia="Times New Roman"/>
+          <w:szCs w:val="28"/>
+          <w:lang w:eastAsia="ru-RU"/>
+        </w:rPr>
+        <w:t xml:space="preserve"> организует диалог с разработчиком в терминале. Сначала она запрашивает количество ключей. Если ничего не ввести, по умолчанию генерируется пять ключей. </w:t>
+      </w:r>
+    </w:p>
+    <w:p>
+      <w:pPr>
+        <w:spacing w:line="240" w:lineRule="auto"/>
+        <w:ind w:right="-2" w:firstLine="0"/>
+        <w:rPr>
+          <w:rFonts w:eastAsia="Times New Roman"/>
+          <w:szCs w:val="28"/>
+          <w:lang w:eastAsia="ru-RU"/>
+        </w:rPr>
+      </w:pPr>
+      <w:r>
+        <w:rPr>
+          <w:rFonts w:eastAsia="Times New Roman"/>
+          <w:szCs w:val="28"/>
+          <w:lang w:eastAsia="ru-RU"/>
+        </w:rPr>
+        <w:t xml:space="preserve">С помощью блока </w:t>
+      </w:r>
+      <w:r>
+        <w:rPr>
+          <w:rFonts w:eastAsia="Times New Roman"/>
+          <w:b/>
+          <w:bCs/>
+          <w:szCs w:val="28"/>
+          <w:lang w:eastAsia="ru-RU"/>
+        </w:rPr>
+        <w:t>try</w:t>
+      </w:r>
+      <w:r>
+        <w:rPr>
+          <w:rFonts w:eastAsia="Times New Roman"/>
+          <w:szCs w:val="28"/>
+          <w:lang w:eastAsia="ru-RU"/>
+        </w:rPr>
+        <w:t xml:space="preserve"> и </w:t>
+      </w:r>
+      <w:r>
+        <w:rPr>
+          <w:rFonts w:eastAsia="Times New Roman"/>
+          <w:b/>
+          <w:bCs/>
+          <w:szCs w:val="28"/>
+          <w:lang w:eastAsia="ru-RU"/>
+        </w:rPr>
+        <w:t>except ValueError</w:t>
+      </w:r>
+      <w:r>
+        <w:rPr>
+          <w:rFonts w:eastAsia="Times New Roman"/>
+          <w:szCs w:val="28"/>
+          <w:lang w:eastAsia="ru-RU"/>
+        </w:rPr>
+        <w:t xml:space="preserve"> программа защищена от сбоя, если вместо числа ввести текст. Затем проверяется, что количество больше нуля, и выводится предупреждение, если запрошено больше тысячи ключей. </w:t>
+      </w:r>
+    </w:p>
+    <w:p>
+      <w:pPr>
+        <w:spacing w:line="240" w:lineRule="auto"/>
+        <w:ind w:right="-2" w:firstLine="0"/>
+        <w:rPr>
+          <w:rFonts w:eastAsia="Times New Roman"/>
+          <w:szCs w:val="28"/>
+          <w:lang w:eastAsia="ru-RU"/>
+        </w:rPr>
+      </w:pPr>
+      <w:r>
+        <w:rPr>
+          <w:rFonts w:eastAsia="Times New Roman"/>
+          <w:szCs w:val="28"/>
+          <w:lang w:eastAsia="ru-RU"/>
+        </w:rPr>
+        <w:lastRenderedPageBreak/>
+        <w:t xml:space="preserve">После этого запрашивается стартовый номер, по умолчанию первый, также с защитой от ввода нечисловых значений. Далее вызывается функция </w:t>
+      </w:r>
+      <w:r>
+        <w:rPr>
+          <w:rFonts w:eastAsia="Times New Roman"/>
+          <w:b/>
+          <w:bCs/>
+          <w:szCs w:val="28"/>
+          <w:lang w:eastAsia="ru-RU"/>
+        </w:rPr>
+        <w:t>generate_keys</w:t>
+      </w:r>
+      <w:r>
+        <w:rPr>
+          <w:rFonts w:eastAsia="Times New Roman"/>
+          <w:szCs w:val="28"/>
+          <w:lang w:eastAsia="ru-RU"/>
+        </w:rPr>
+        <w:t>, и результат выводится в консоль в виде красивого форматированного списка с выравниванием по левому краю.</w:t>
+      </w:r>
+    </w:p>
+    <w:p>
+      <w:pPr>
+        <w:spacing w:line="240" w:lineRule="auto"/>
+        <w:ind w:right="-2" w:firstLine="0"/>
+        <w:rPr>
+          <w:rFonts w:eastAsia="Times New Roman"/>
+          <w:szCs w:val="28"/>
+          <w:lang w:eastAsia="ru-RU"/>
+        </w:rPr>
+      </w:pPr>
+      <w:r>
+        <w:rPr>
+          <w:rFonts w:eastAsia="Times New Roman"/>
+          <w:szCs w:val="28"/>
+          <w:lang w:eastAsia="ru-RU"/>
+        </w:rPr>
+        <w:t xml:space="preserve">В конце функция </w:t>
+      </w:r>
+      <w:r>
+        <w:rPr>
+          <w:rFonts w:eastAsia="Times New Roman"/>
+          <w:b/>
+          <w:bCs/>
+          <w:szCs w:val="28"/>
+          <w:lang w:eastAsia="ru-RU"/>
+        </w:rPr>
+        <w:t>main</w:t>
+      </w:r>
+      <w:r>
+        <w:rPr>
+          <w:rFonts w:eastAsia="Times New Roman"/>
+          <w:szCs w:val="28"/>
+          <w:lang w:eastAsia="ru-RU"/>
+        </w:rPr>
+        <w:t xml:space="preserve"> предлагает сохранить результат в текстовый файл </w:t>
+      </w:r>
+      <w:r>
+        <w:rPr>
+          <w:rFonts w:eastAsia="Times New Roman"/>
+          <w:b/>
+          <w:bCs/>
+          <w:szCs w:val="28"/>
+          <w:lang w:eastAsia="ru-RU"/>
+        </w:rPr>
+        <w:t>keys.txt</w:t>
+      </w:r>
+      <w:r>
+        <w:rPr>
+          <w:rFonts w:eastAsia="Times New Roman"/>
+          <w:szCs w:val="28"/>
+          <w:lang w:eastAsia="ru-RU"/>
+        </w:rPr>
+        <w:t xml:space="preserve">. Если пользователь соглашается, файл открывается через конструкцию </w:t>
+      </w:r>
+      <w:r>
+        <w:rPr>
+          <w:rFonts w:eastAsia="Times New Roman"/>
+          <w:b/>
+          <w:bCs/>
+          <w:szCs w:val="28"/>
+          <w:lang w:eastAsia="ru-RU"/>
+        </w:rPr>
+        <w:t>with open</w:t>
+      </w:r>
+      <w:r>
+        <w:rPr>
+          <w:rFonts w:eastAsia="Times New Roman"/>
+          <w:szCs w:val="28"/>
+          <w:lang w:eastAsia="ru-RU"/>
+        </w:rPr>
+        <w:t xml:space="preserve"> с указанием кодировки </w:t>
+      </w:r>
+      <w:r>
+        <w:rPr>
+          <w:rFonts w:eastAsia="Times New Roman"/>
+          <w:b/>
+          <w:bCs/>
+          <w:szCs w:val="28"/>
+          <w:lang w:eastAsia="ru-RU"/>
+        </w:rPr>
+        <w:t>utf-8</w:t>
+      </w:r>
+      <w:r>
+        <w:rPr>
+          <w:rFonts w:eastAsia="Times New Roman"/>
+          <w:szCs w:val="28"/>
+          <w:lang w:eastAsia="ru-RU"/>
+        </w:rPr>
+        <w:t xml:space="preserve">. </w:t>
+      </w:r>
+    </w:p>
+    <w:p>
+      <w:pPr>
+        <w:spacing w:line="240" w:lineRule="auto"/>
+        <w:ind w:right="-2" w:firstLine="0"/>
+        <w:rPr>
+          <w:rFonts w:eastAsia="Times New Roman"/>
+          <w:szCs w:val="28"/>
+          <w:lang w:eastAsia="ru-RU"/>
+        </w:rPr>
+      </w:pPr>
+      <w:r>
+        <w:rPr>
+          <w:rFonts w:eastAsia="Times New Roman"/>
+          <w:szCs w:val="28"/>
+          <w:lang w:eastAsia="ru-RU"/>
+        </w:rPr>
+        <w:t xml:space="preserve">Использование оператора </w:t>
+      </w:r>
+      <w:r>
+        <w:rPr>
+          <w:rFonts w:eastAsia="Times New Roman"/>
+          <w:b/>
+          <w:bCs/>
+          <w:szCs w:val="28"/>
+          <w:lang w:eastAsia="ru-RU"/>
+        </w:rPr>
+        <w:t>with</w:t>
+      </w:r>
+      <w:r>
+        <w:rPr>
+          <w:rFonts w:eastAsia="Times New Roman"/>
+          <w:szCs w:val="28"/>
+          <w:lang w:eastAsia="ru-RU"/>
+        </w:rPr>
+        <w:t xml:space="preserve"> гарантирует автоматическое закрытие файла, а кодировка </w:t>
+      </w:r>
+      <w:r>
+        <w:rPr>
+          <w:rFonts w:eastAsia="Times New Roman"/>
+          <w:b/>
+          <w:bCs/>
+          <w:szCs w:val="28"/>
+          <w:lang w:eastAsia="ru-RU"/>
+        </w:rPr>
+        <w:t>utf-8</w:t>
+      </w:r>
+      <w:r>
+        <w:rPr>
+          <w:rFonts w:eastAsia="Times New Roman"/>
+          <w:szCs w:val="28"/>
+          <w:lang w:eastAsia="ru-RU"/>
+        </w:rPr>
+        <w:t xml:space="preserve"> обеспечивает корректное отображение кириллицы и спецсимволов. Если сохранить файл не удается, например, из-за отсутствия прав, перехватывается ошибка </w:t>
+      </w:r>
+      <w:r>
+        <w:rPr>
+          <w:rFonts w:eastAsia="Times New Roman"/>
+          <w:b/>
+          <w:bCs/>
+          <w:szCs w:val="28"/>
+          <w:lang w:eastAsia="ru-RU"/>
+        </w:rPr>
+        <w:t>IOError</w:t>
+      </w:r>
+      <w:r>
+        <w:rPr>
+          <w:rFonts w:eastAsia="Times New Roman"/>
+          <w:szCs w:val="28"/>
+          <w:lang w:eastAsia="ru-RU"/>
+        </w:rPr>
+        <w:t>, и программа выводит сообщение об этом.</w:t>
+      </w:r>
+    </w:p>
+    <w:p>
+      <w:pPr>
+        <w:spacing w:line="240" w:lineRule="auto"/>
+        <w:ind w:right="-2" w:firstLine="0"/>
+        <w:rPr>
+          <w:rFonts w:eastAsia="Times New Roman"/>
+          <w:szCs w:val="28"/>
+          <w:lang w:eastAsia="ru-RU"/>
+        </w:rPr>
+      </w:pPr>
+      <w:r>
+        <w:rPr>
+          <w:rFonts w:eastAsia="Times New Roman"/>
+          <w:szCs w:val="28"/>
+          <w:lang w:eastAsia="ru-RU"/>
+        </w:rPr>
+        <w:t xml:space="preserve">В самом конце файла используется стандартная конструкция </w:t>
+      </w:r>
+      <w:r>
+        <w:rPr>
+          <w:rFonts w:eastAsia="Times New Roman"/>
+          <w:b/>
+          <w:bCs/>
+          <w:szCs w:val="28"/>
+          <w:lang w:eastAsia="ru-RU"/>
+        </w:rPr>
+        <w:t>if name == "main"</w:t>
+      </w:r>
+      <w:r>
+        <w:rPr>
+          <w:rFonts w:eastAsia="Times New Roman"/>
+          <w:szCs w:val="28"/>
+          <w:lang w:eastAsia="ru-RU"/>
+        </w:rPr>
+        <w:t xml:space="preserve">. Она гарантирует, что функция </w:t>
+      </w:r>
+      <w:r>
+        <w:rPr>
+          <w:rFonts w:eastAsia="Times New Roman"/>
+          <w:b/>
+          <w:bCs/>
+          <w:szCs w:val="28"/>
+          <w:lang w:eastAsia="ru-RU"/>
+        </w:rPr>
+        <w:t>main</w:t>
+      </w:r>
+      <w:r>
+        <w:rPr>
+          <w:rFonts w:eastAsia="Times New Roman"/>
+          <w:szCs w:val="28"/>
+          <w:lang w:eastAsia="ru-RU"/>
+        </w:rPr>
+        <w:t xml:space="preserve"> запустится только в том случае, если файл </w:t>
+      </w:r>
+      <w:r>
+        <w:rPr>
+          <w:rFonts w:eastAsia="Times New Roman"/>
+          <w:b/>
+          <w:bCs/>
+          <w:szCs w:val="28"/>
+          <w:lang w:eastAsia="ru-RU"/>
+        </w:rPr>
+        <w:t>keygen.py</w:t>
+      </w:r>
+      <w:r>
+        <w:rPr>
+          <w:rFonts w:eastAsia="Times New Roman"/>
+          <w:szCs w:val="28"/>
+          <w:lang w:eastAsia="ru-RU"/>
+        </w:rPr>
+        <w:t xml:space="preserve"> был запущен напрямую. </w:t>
+      </w:r>
+    </w:p>
+    <w:p>
+      <w:pPr>
+        <w:spacing w:line="240" w:lineRule="auto"/>
+        <w:ind w:right="-2" w:firstLine="0"/>
+        <w:rPr>
+          <w:rFonts w:eastAsia="Times New Roman"/>
+          <w:szCs w:val="28"/>
+          <w:lang w:eastAsia="ru-RU"/>
+        </w:rPr>
+      </w:pPr>
+      <w:r>
+        <w:rPr>
+          <w:rFonts w:eastAsia="Times New Roman"/>
+          <w:szCs w:val="28"/>
+          <w:lang w:eastAsia="ru-RU"/>
+        </w:rPr>
+        <w:t xml:space="preserve">Если же этот файл будет импортирован в другой модуль, код внутри </w:t>
+      </w:r>
+      <w:r>
+        <w:rPr>
+          <w:rFonts w:eastAsia="Times New Roman"/>
+          <w:b/>
+          <w:bCs/>
+          <w:szCs w:val="28"/>
+          <w:lang w:eastAsia="ru-RU"/>
+        </w:rPr>
+        <w:t>main</w:t>
+      </w:r>
+      <w:r>
+        <w:rPr>
+          <w:rFonts w:eastAsia="Times New Roman"/>
+          <w:szCs w:val="28"/>
+          <w:lang w:eastAsia="ru-RU"/>
+        </w:rPr>
+        <w:t xml:space="preserve"> </w:t>
+      </w:r>
+      <w:r>
+        <w:rPr>
+          <w:rFonts w:eastAsia="Times New Roman"/>
+          <w:szCs w:val="28"/>
+          <w:lang w:eastAsia="ru-RU"/>
+        </w:rPr>
+        <w:t>не будет выполняться</w:t>
+      </w:r>
+      <w:r>
+        <w:rPr>
+          <w:rFonts w:eastAsia="Times New Roman"/>
+          <w:szCs w:val="28"/>
+          <w:lang w:eastAsia="ru-RU"/>
+        </w:rPr>
+        <w:t>.</w:t>
       </w:r>
     </w:p>
     <w:p>
@@ -5199,21 +6696,6 @@
 </file>
 
 <file path=customXml/item1.xml><?xml version="1.0" encoding="utf-8"?>
-<p:properties xmlns:p="http://schemas.microsoft.com/office/2006/metadata/properties" xmlns:xsi="http://www.w3.org/2001/XMLSchema-instance" xmlns:pc="http://schemas.microsoft.com/office/infopath/2007/PartnerControls">
-  <documentManagement/>
-</p:properties>
-</file>
-
-<file path=customXml/item2.xml><?xml version="1.0" encoding="utf-8"?>
-<?mso-contentType ?>
-<FormTemplates xmlns="http://schemas.microsoft.com/sharepoint/v3/contenttype/forms">
-  <Display>DocumentLibraryForm</Display>
-  <Edit>DocumentLibraryForm</Edit>
-  <New>DocumentLibraryForm</New>
-</FormTemplates>
-</file>
-
-<file path=customXml/item3.xml><?xml version="1.0" encoding="utf-8"?>
 <ct:contentTypeSchema xmlns:ct="http://schemas.microsoft.com/office/2006/metadata/contentType" xmlns:ma="http://schemas.microsoft.com/office/2006/metadata/properties/metaAttributes" ct:_="" ma:_="" ma:contentTypeName="Документ" ma:contentTypeID="0x0101005BFBEA40C9FA114FBD53ACE81E336535" ma:contentTypeVersion="0" ma:contentTypeDescription="Создание документа." ma:contentTypeScope="" ma:versionID="9b44687b7fe911b26246b04d2c25d5c5">
   <xsd:schema xmlns:xsd="http://www.w3.org/2001/XMLSchema" xmlns:xs="http://www.w3.org/2001/XMLSchema" xmlns:p="http://schemas.microsoft.com/office/2006/metadata/properties" targetNamespace="http://schemas.microsoft.com/office/2006/metadata/properties" ma:root="true" ma:fieldsID="5b6ee6868b3de15550ffcb219b059981">
     <xsd:element name="properties">
@@ -5327,28 +6809,26 @@
 </ct:contentTypeSchema>
 </file>
 
+<file path=customXml/item2.xml><?xml version="1.0" encoding="utf-8"?>
+<?mso-contentType ?>
+<FormTemplates xmlns="http://schemas.microsoft.com/sharepoint/v3/contenttype/forms">
+  <Display>DocumentLibraryForm</Display>
+  <Edit>DocumentLibraryForm</Edit>
+  <New>DocumentLibraryForm</New>
+</FormTemplates>
+</file>
+
+<file path=customXml/item3.xml><?xml version="1.0" encoding="utf-8"?>
+<p:properties xmlns:p="http://schemas.microsoft.com/office/2006/metadata/properties" xmlns:xsi="http://www.w3.org/2001/XMLSchema-instance" xmlns:pc="http://schemas.microsoft.com/office/infopath/2007/PartnerControls">
+  <documentManagement/>
+</p:properties>
+</file>
+
 <file path=customXml/item4.xml><?xml version="1.0" encoding="utf-8"?>
 <b:Sources xmlns:b="http://schemas.openxmlformats.org/officeDocument/2006/bibliography" xmlns="http://schemas.openxmlformats.org/officeDocument/2006/bibliography" SelectedStyle="\APASixthEditionOfficeOnline.xsl" StyleName="APA" Version="6"/>
 </file>
 
 <file path=customXml/itemProps1.xml><?xml version="1.0" encoding="utf-8"?>
-<ds:datastoreItem xmlns:ds="http://schemas.openxmlformats.org/officeDocument/2006/customXml" ds:itemID="{42677CB6-1B0D-4FB8-82BC-BBA82C102F5A}">
-  <ds:schemaRefs>
-    <ds:schemaRef ds:uri="http://schemas.microsoft.com/office/2006/metadata/properties"/>
-    <ds:schemaRef ds:uri="http://schemas.microsoft.com/office/infopath/2007/PartnerControls"/>
-  </ds:schemaRefs>
-</ds:datastoreItem>
-</file>
-
-<file path=customXml/itemProps2.xml><?xml version="1.0" encoding="utf-8"?>
-<ds:datastoreItem xmlns:ds="http://schemas.openxmlformats.org/officeDocument/2006/customXml" ds:itemID="{45EBEAE4-6DFA-4A3C-A6DB-075C07F0BA24}">
-  <ds:schemaRefs>
-    <ds:schemaRef ds:uri="http://schemas.microsoft.com/sharepoint/v3/contenttype/forms"/>
-  </ds:schemaRefs>
-</ds:datastoreItem>
-</file>
-
-<file path=customXml/itemProps3.xml><?xml version="1.0" encoding="utf-8"?>
 <ds:datastoreItem xmlns:ds="http://schemas.openxmlformats.org/officeDocument/2006/customXml" ds:itemID="{1FDA40E2-71FD-4E27-B27C-262D6AD17F5E}">
   <ds:schemaRefs>
     <ds:schemaRef ds:uri="http://schemas.microsoft.com/office/2006/metadata/contentType"/>
@@ -5364,6 +6844,23 @@
 </ds:datastoreItem>
 </file>
 
+<file path=customXml/itemProps2.xml><?xml version="1.0" encoding="utf-8"?>
+<ds:datastoreItem xmlns:ds="http://schemas.openxmlformats.org/officeDocument/2006/customXml" ds:itemID="{45EBEAE4-6DFA-4A3C-A6DB-075C07F0BA24}">
+  <ds:schemaRefs>
+    <ds:schemaRef ds:uri="http://schemas.microsoft.com/sharepoint/v3/contenttype/forms"/>
+  </ds:schemaRefs>
+</ds:datastoreItem>
+</file>
+
+<file path=customXml/itemProps3.xml><?xml version="1.0" encoding="utf-8"?>
+<ds:datastoreItem xmlns:ds="http://schemas.openxmlformats.org/officeDocument/2006/customXml" ds:itemID="{42677CB6-1B0D-4FB8-82BC-BBA82C102F5A}">
+  <ds:schemaRefs>
+    <ds:schemaRef ds:uri="http://schemas.microsoft.com/office/2006/metadata/properties"/>
+    <ds:schemaRef ds:uri="http://schemas.microsoft.com/office/infopath/2007/PartnerControls"/>
+  </ds:schemaRefs>
+</ds:datastoreItem>
+</file>
+
 <file path=customXml/itemProps4.xml><?xml version="1.0" encoding="utf-8"?>
 <ds:datastoreItem xmlns:ds="http://schemas.openxmlformats.org/officeDocument/2006/customXml" ds:itemID="{C3363DF9-990C-40B6-8662-14B6DAF5B35B}">
   <ds:schemaRefs>

--- a/front page.docx
+++ b/front page.docx
@@ -550,6 +550,25 @@
           <w:lang w:eastAsia="ru-RU"/>
         </w:rPr>
       </w:pPr>
+      <w:r>
+        <w:rPr>
+          <w:rFonts w:eastAsia="Times New Roman"/>
+          <w:szCs w:val="28"/>
+          <w:lang w:eastAsia="ru-RU"/>
+        </w:rPr>
+        <w:t xml:space="preserve">             </w:t>
+      </w:r>
+      <w:hyperlink r:id="rId11" w:history="1">
+        <w:r>
+          <w:rPr>
+            <w:rStyle w:val="a8"/>
+            <w:rFonts w:eastAsia="Times New Roman"/>
+            <w:szCs w:val="28"/>
+            <w:lang w:eastAsia="ru-RU"/>
+          </w:rPr>
+          <w:t>Ссылка на итоговую работу</w:t>
+        </w:r>
+      </w:hyperlink>
     </w:p>
     <w:p>
       <w:pPr>
@@ -674,6 +693,55 @@
           <w:lang w:eastAsia="ru-RU"/>
         </w:rPr>
         <w:lastRenderedPageBreak/>
+        <w:t xml:space="preserve">В данном работе разобрана работа генератора ключей для активации программы </w:t>
+      </w:r>
+      <w:r>
+        <w:rPr>
+          <w:rFonts w:eastAsia="Times New Roman"/>
+          <w:szCs w:val="28"/>
+          <w:lang w:val="en-US" w:eastAsia="ru-RU"/>
+        </w:rPr>
+        <w:t>ScoolPlaner</w:t>
+      </w:r>
+    </w:p>
+    <w:p>
+      <w:pPr>
+        <w:spacing w:line="240" w:lineRule="auto"/>
+        <w:ind w:right="-2" w:firstLine="0"/>
+        <w:rPr>
+          <w:rFonts w:eastAsia="Times New Roman"/>
+          <w:szCs w:val="28"/>
+          <w:lang w:eastAsia="ru-RU"/>
+        </w:rPr>
+      </w:pPr>
+    </w:p>
+    <w:p>
+      <w:pPr>
+        <w:spacing w:line="240" w:lineRule="auto"/>
+        <w:ind w:right="-2" w:firstLine="0"/>
+        <w:rPr>
+          <w:rFonts w:eastAsia="Times New Roman"/>
+          <w:szCs w:val="28"/>
+          <w:lang w:eastAsia="ru-RU"/>
+        </w:rPr>
+      </w:pPr>
+    </w:p>
+    <w:p>
+      <w:pPr>
+        <w:spacing w:line="240" w:lineRule="auto"/>
+        <w:ind w:right="-2" w:firstLine="0"/>
+        <w:rPr>
+          <w:rFonts w:eastAsia="Times New Roman"/>
+          <w:szCs w:val="28"/>
+          <w:lang w:eastAsia="ru-RU"/>
+        </w:rPr>
+      </w:pPr>
+      <w:r>
+        <w:rPr>
+          <w:rFonts w:eastAsia="Times New Roman"/>
+          <w:szCs w:val="28"/>
+          <w:lang w:eastAsia="ru-RU"/>
+        </w:rPr>
         <w:t xml:space="preserve">Модуль </w:t>
       </w:r>
       <w:r>
@@ -783,7 +851,47 @@
           <w:szCs w:val="28"/>
           <w:lang w:eastAsia="ru-RU"/>
         </w:rPr>
-        <w:t xml:space="preserve">Также импортируется функция </w:t>
+        <w:t>Также</w:t>
+      </w:r>
+      <w:r>
+        <w:rPr>
+          <w:rFonts w:eastAsia="Times New Roman"/>
+          <w:szCs w:val="28"/>
+          <w:lang w:val="en-US" w:eastAsia="ru-RU"/>
+        </w:rPr>
+        <w:t xml:space="preserve"> </w:t>
+      </w:r>
+      <w:r>
+        <w:rPr>
+          <w:rFonts w:eastAsia="Times New Roman"/>
+          <w:szCs w:val="28"/>
+          <w:lang w:eastAsia="ru-RU"/>
+        </w:rPr>
+        <w:t>импортируется</w:t>
+      </w:r>
+      <w:r>
+        <w:rPr>
+          <w:rFonts w:eastAsia="Times New Roman"/>
+          <w:szCs w:val="28"/>
+          <w:lang w:val="en-US" w:eastAsia="ru-RU"/>
+        </w:rPr>
+        <w:t xml:space="preserve"> </w:t>
+      </w:r>
+      <w:r>
+        <w:rPr>
+          <w:rFonts w:eastAsia="Times New Roman"/>
+          <w:szCs w:val="28"/>
+          <w:lang w:eastAsia="ru-RU"/>
+        </w:rPr>
+        <w:t>функция</w:t>
+      </w:r>
+      <w:r>
+        <w:rPr>
+          <w:rFonts w:eastAsia="Times New Roman"/>
+          <w:szCs w:val="28"/>
+          <w:lang w:val="en-US" w:eastAsia="ru-RU"/>
+        </w:rPr>
+        <w:t xml:space="preserve"> </w:t>
       </w:r>
       <w:r>
         <w:rPr>
@@ -791,7 +899,7 @@
           <w:b/>
           <w:bCs/>
           <w:szCs w:val="28"/>
-          <w:lang w:eastAsia="ru-RU"/>
+          <w:lang w:val="en-US" w:eastAsia="ru-RU"/>
         </w:rPr>
         <w:t>_generate_key_from_number</w:t>
       </w:r>
@@ -799,7 +907,7 @@
         <w:rPr>
           <w:rFonts w:eastAsia="Times New Roman"/>
           <w:szCs w:val="28"/>
-          <w:lang w:eastAsia="ru-RU"/>
+          <w:lang w:val="en-US" w:eastAsia="ru-RU"/>
         </w:rPr>
         <w:t xml:space="preserve">. </w:t>
       </w:r>
@@ -978,7 +1086,7 @@
         <w:rPr>
           <w:rFonts w:eastAsia="Times New Roman"/>
           <w:szCs w:val="28"/>
-          <w:lang w:val="en-US" w:eastAsia="ru-RU"/>
+          <w:lang w:eastAsia="ru-RU"/>
         </w:rPr>
       </w:pPr>
       <w:r>
@@ -1548,7 +1656,7 @@
           <w:b/>
           <w:bCs/>
           <w:szCs w:val="28"/>
-          <w:lang w:eastAsia="ru-RU"/>
+          <w:lang w:val="en-US" w:eastAsia="ru-RU"/>
         </w:rPr>
       </w:pPr>
       <w:r>
@@ -1567,7 +1675,7 @@
           <w:b/>
           <w:bCs/>
           <w:szCs w:val="28"/>
-          <w:lang w:eastAsia="ru-RU"/>
+          <w:lang w:val="en-US" w:eastAsia="ru-RU"/>
         </w:rPr>
         <w:t xml:space="preserve">2 = </w:t>
       </w:r>
@@ -1587,7 +1695,7 @@
           <w:b/>
           <w:bCs/>
           <w:szCs w:val="28"/>
-          <w:lang w:eastAsia="ru-RU"/>
+          <w:lang w:val="en-US" w:eastAsia="ru-RU"/>
         </w:rPr>
         <w:t>[4:8]</w:t>
       </w:r>
@@ -1601,7 +1709,7 @@
           <w:b/>
           <w:bCs/>
           <w:szCs w:val="28"/>
-          <w:lang w:eastAsia="ru-RU"/>
+          <w:lang w:val="en-US" w:eastAsia="ru-RU"/>
         </w:rPr>
       </w:pPr>
       <w:r>
@@ -1620,7 +1728,7 @@
           <w:b/>
           <w:bCs/>
           <w:szCs w:val="28"/>
-          <w:lang w:eastAsia="ru-RU"/>
+          <w:lang w:val="en-US" w:eastAsia="ru-RU"/>
         </w:rPr>
         <w:t xml:space="preserve">3 = </w:t>
       </w:r>
@@ -1640,7 +1748,7 @@
           <w:b/>
           <w:bCs/>
           <w:szCs w:val="28"/>
-          <w:lang w:eastAsia="ru-RU"/>
+          <w:lang w:val="en-US" w:eastAsia="ru-RU"/>
         </w:rPr>
         <w:t>[8:12]</w:t>
       </w:r>
@@ -1728,6 +1836,7 @@
           <w:szCs w:val="28"/>
           <w:lang w:eastAsia="ru-RU"/>
         </w:rPr>
+        <w:lastRenderedPageBreak/>
         <w:t xml:space="preserve">Главная функция </w:t>
       </w:r>
       <w:r>
@@ -1820,7 +1929,6 @@
           <w:szCs w:val="28"/>
           <w:lang w:eastAsia="ru-RU"/>
         </w:rPr>
-        <w:lastRenderedPageBreak/>
         <w:t xml:space="preserve">После этого запрашивается стартовый номер, по умолчанию первый, также с защитой от ввода нечисловых значений. Далее вызывается функция </w:t>
       </w:r>
       <w:r>
@@ -2144,9 +2252,9 @@
       </w:pPr>
     </w:p>
     <w:sectPr>
-      <w:headerReference w:type="even" r:id="rId11"/>
-      <w:footerReference w:type="default" r:id="rId12"/>
-      <w:headerReference w:type="first" r:id="rId13"/>
+      <w:headerReference w:type="even" r:id="rId12"/>
+      <w:footerReference w:type="default" r:id="rId13"/>
+      <w:headerReference w:type="first" r:id="rId14"/>
       <w:pgSz w:w="11906" w:h="16838"/>
       <w:pgMar w:top="567" w:right="567" w:bottom="567" w:left="1134" w:header="709" w:footer="709" w:gutter="0"/>
       <w:cols w:space="708"/>
@@ -5943,6 +6051,7 @@
   <w:style w:type="character" w:default="1" w:styleId="a3">
     <w:name w:val="Default Paragraph Font"/>
     <w:uiPriority w:val="1"/>
+    <w:semiHidden/>
     <w:unhideWhenUsed/>
   </w:style>
   <w:style w:type="table" w:default="1" w:styleId="a4">
@@ -6431,6 +6540,18 @@
       <w:sz w:val="28"/>
     </w:rPr>
   </w:style>
+  <w:style w:type="character" w:styleId="afc">
+    <w:name w:val="Unresolved Mention"/>
+    <w:basedOn w:val="a3"/>
+    <w:uiPriority w:val="99"/>
+    <w:semiHidden/>
+    <w:unhideWhenUsed/>
+    <w:rsid w:val="00231B80"/>
+    <w:rPr>
+      <w:color w:val="605E5C"/>
+      <w:shd w:val="clear" w:color="auto" w:fill="E1DFDD"/>
+    </w:rPr>
+  </w:style>
 </w:styles>
 </file>
 
@@ -6696,6 +6817,21 @@
 </file>
 
 <file path=customXml/item1.xml><?xml version="1.0" encoding="utf-8"?>
+<p:properties xmlns:p="http://schemas.microsoft.com/office/2006/metadata/properties" xmlns:xsi="http://www.w3.org/2001/XMLSchema-instance" xmlns:pc="http://schemas.microsoft.com/office/infopath/2007/PartnerControls">
+  <documentManagement/>
+</p:properties>
+</file>
+
+<file path=customXml/item2.xml><?xml version="1.0" encoding="utf-8"?>
+<?mso-contentType ?>
+<FormTemplates xmlns="http://schemas.microsoft.com/sharepoint/v3/contenttype/forms">
+  <Display>DocumentLibraryForm</Display>
+  <Edit>DocumentLibraryForm</Edit>
+  <New>DocumentLibraryForm</New>
+</FormTemplates>
+</file>
+
+<file path=customXml/item3.xml><?xml version="1.0" encoding="utf-8"?>
 <ct:contentTypeSchema xmlns:ct="http://schemas.microsoft.com/office/2006/metadata/contentType" xmlns:ma="http://schemas.microsoft.com/office/2006/metadata/properties/metaAttributes" ct:_="" ma:_="" ma:contentTypeName="Документ" ma:contentTypeID="0x0101005BFBEA40C9FA114FBD53ACE81E336535" ma:contentTypeVersion="0" ma:contentTypeDescription="Создание документа." ma:contentTypeScope="" ma:versionID="9b44687b7fe911b26246b04d2c25d5c5">
   <xsd:schema xmlns:xsd="http://www.w3.org/2001/XMLSchema" xmlns:xs="http://www.w3.org/2001/XMLSchema" xmlns:p="http://schemas.microsoft.com/office/2006/metadata/properties" targetNamespace="http://schemas.microsoft.com/office/2006/metadata/properties" ma:root="true" ma:fieldsID="5b6ee6868b3de15550ffcb219b059981">
     <xsd:element name="properties">
@@ -6809,26 +6945,28 @@
 </ct:contentTypeSchema>
 </file>
 
-<file path=customXml/item2.xml><?xml version="1.0" encoding="utf-8"?>
-<?mso-contentType ?>
-<FormTemplates xmlns="http://schemas.microsoft.com/sharepoint/v3/contenttype/forms">
-  <Display>DocumentLibraryForm</Display>
-  <Edit>DocumentLibraryForm</Edit>
-  <New>DocumentLibraryForm</New>
-</FormTemplates>
-</file>
-
-<file path=customXml/item3.xml><?xml version="1.0" encoding="utf-8"?>
-<p:properties xmlns:p="http://schemas.microsoft.com/office/2006/metadata/properties" xmlns:xsi="http://www.w3.org/2001/XMLSchema-instance" xmlns:pc="http://schemas.microsoft.com/office/infopath/2007/PartnerControls">
-  <documentManagement/>
-</p:properties>
-</file>
-
 <file path=customXml/item4.xml><?xml version="1.0" encoding="utf-8"?>
 <b:Sources xmlns:b="http://schemas.openxmlformats.org/officeDocument/2006/bibliography" xmlns="http://schemas.openxmlformats.org/officeDocument/2006/bibliography" SelectedStyle="\APASixthEditionOfficeOnline.xsl" StyleName="APA" Version="6"/>
 </file>
 
 <file path=customXml/itemProps1.xml><?xml version="1.0" encoding="utf-8"?>
+<ds:datastoreItem xmlns:ds="http://schemas.openxmlformats.org/officeDocument/2006/customXml" ds:itemID="{42677CB6-1B0D-4FB8-82BC-BBA82C102F5A}">
+  <ds:schemaRefs>
+    <ds:schemaRef ds:uri="http://schemas.microsoft.com/office/2006/metadata/properties"/>
+    <ds:schemaRef ds:uri="http://schemas.microsoft.com/office/infopath/2007/PartnerControls"/>
+  </ds:schemaRefs>
+</ds:datastoreItem>
+</file>
+
+<file path=customXml/itemProps2.xml><?xml version="1.0" encoding="utf-8"?>
+<ds:datastoreItem xmlns:ds="http://schemas.openxmlformats.org/officeDocument/2006/customXml" ds:itemID="{45EBEAE4-6DFA-4A3C-A6DB-075C07F0BA24}">
+  <ds:schemaRefs>
+    <ds:schemaRef ds:uri="http://schemas.microsoft.com/sharepoint/v3/contenttype/forms"/>
+  </ds:schemaRefs>
+</ds:datastoreItem>
+</file>
+
+<file path=customXml/itemProps3.xml><?xml version="1.0" encoding="utf-8"?>
 <ds:datastoreItem xmlns:ds="http://schemas.openxmlformats.org/officeDocument/2006/customXml" ds:itemID="{1FDA40E2-71FD-4E27-B27C-262D6AD17F5E}">
   <ds:schemaRefs>
     <ds:schemaRef ds:uri="http://schemas.microsoft.com/office/2006/metadata/contentType"/>
@@ -6844,23 +6982,6 @@
 </ds:datastoreItem>
 </file>
 
-<file path=customXml/itemProps2.xml><?xml version="1.0" encoding="utf-8"?>
-<ds:datastoreItem xmlns:ds="http://schemas.openxmlformats.org/officeDocument/2006/customXml" ds:itemID="{45EBEAE4-6DFA-4A3C-A6DB-075C07F0BA24}">
-  <ds:schemaRefs>
-    <ds:schemaRef ds:uri="http://schemas.microsoft.com/sharepoint/v3/contenttype/forms"/>
-  </ds:schemaRefs>
-</ds:datastoreItem>
-</file>
-
-<file path=customXml/itemProps3.xml><?xml version="1.0" encoding="utf-8"?>
-<ds:datastoreItem xmlns:ds="http://schemas.openxmlformats.org/officeDocument/2006/customXml" ds:itemID="{42677CB6-1B0D-4FB8-82BC-BBA82C102F5A}">
-  <ds:schemaRefs>
-    <ds:schemaRef ds:uri="http://schemas.microsoft.com/office/2006/metadata/properties"/>
-    <ds:schemaRef ds:uri="http://schemas.microsoft.com/office/infopath/2007/PartnerControls"/>
-  </ds:schemaRefs>
-</ds:datastoreItem>
-</file>
-
 <file path=customXml/itemProps4.xml><?xml version="1.0" encoding="utf-8"?>
 <ds:datastoreItem xmlns:ds="http://schemas.openxmlformats.org/officeDocument/2006/customXml" ds:itemID="{C3363DF9-990C-40B6-8662-14B6DAF5B35B}">
   <ds:schemaRefs>
